--- a/docs/00-source/Graylinx_Synex_Feature_Review_Pack.docx
+++ b/docs/00-source/Graylinx_Synex_Feature_Review_Pack.docx
@@ -916,7 +916,7 @@
                 <w:rFonts w:ascii="Arial" w:hAnsi="Arial"/>
                 <w:sz w:val="15"/>
               </w:rPr>
-              <w:t>AI Copilot</w:t>
+              <w:t>Synex Copilot</w:t>
             </w:r>
           </w:p>
         </w:tc>
@@ -28059,7 +28059,7 @@
         <w:b/>
         <w:sz w:val="16"/>
       </w:rPr>
-      <w:t>GRAYLINX SYNEX  |  FEATURE REVIEW PACK  —  FOR DISCUSSION</w:t>
+      <w:t>Graylinx Synex  |  Feature Review Pack  —  for discussion</w:t>
     </w:r>
   </w:p>
 </w:hdr>
